--- a/00-首页/题组Word/第二轮习题集/第二轮习题集-化学原理I-教师版.docx
+++ b/00-首页/题组Word/第二轮习题集/第二轮习题集-化学原理I-教师版.docx
@@ -11429,6 +11429,54 @@
           <w:rFonts w:hint="eastAsia" w:ascii="Times New Roman" w:hAnsi="Times New Roman" w:eastAsia="Times New Roman" w:cs="Times New Roman"/>
         </w:rPr>
         <w:t>I”</w:t>
+      </w:r>
+      <w:r>
+        <w:rPr>
+          <w:rFonts w:ascii="Times New Roman" w:hAnsi="Times New Roman" w:eastAsia="Times New Roman" w:cs="Times New Roman"/>
+        </w:rPr>
+        <w:t xml:space="preserve"> </w:t>
+      </w:r>
+      <w:r>
+        <w:rPr>
+          <w:rFonts w:ascii="Times New Roman" w:hAnsi="Times New Roman" w:eastAsia="Times New Roman" w:cs="Times New Roman"/>
+        </w:rPr>
+        <w:t xml:space="preserve">used_in:</w:t>
+      </w:r>
+      <w:r>
+        <w:rPr>
+          <w:rFonts w:ascii="Times New Roman" w:hAnsi="Times New Roman" w:eastAsia="Times New Roman" w:cs="Times New Roman"/>
+        </w:rPr>
+        <w:t xml:space="preserve"> </w:t>
+      </w:r>
+      <w:r>
+        <w:rPr>
+          <w:rFonts w:hint="eastAsia" w:ascii="Times New Roman" w:hAnsi="Times New Roman" w:eastAsia="Times New Roman" w:cs="Times New Roman"/>
+        </w:rPr>
+        <w:t>“</w:t>
+      </w:r>
+      <w:r>
+        <w:rPr>
+          <w:rFonts w:hint="eastAsia" w:ascii="Times New Roman" w:hAnsi="Times New Roman" w:eastAsia="FangSong" w:cs="Times New Roman"/>
+        </w:rPr>
+        <w:t>第二轮习题集</w:t>
+      </w:r>
+      <w:r>
+        <w:rPr>
+          <w:rFonts w:hint="eastAsia" w:ascii="Times New Roman" w:hAnsi="Times New Roman" w:eastAsia="Times New Roman" w:cs="Times New Roman"/>
+        </w:rPr>
+        <w:t>-</w:t>
+      </w:r>
+      <w:r>
+        <w:rPr>
+          <w:rFonts w:hint="eastAsia" w:ascii="Times New Roman" w:hAnsi="Times New Roman" w:eastAsia="FangSong" w:cs="Times New Roman"/>
+        </w:rPr>
+        <w:t>化学原理</w:t>
+      </w:r>
+      <w:r>
+        <w:rPr>
+          <w:rFonts w:hint="eastAsia" w:ascii="Times New Roman" w:hAnsi="Times New Roman" w:eastAsia="Times New Roman" w:cs="Times New Roman"/>
+        </w:rPr>
+        <w:t>II”</w:t>
       </w:r>
       <w:r>
         <w:rPr>
@@ -23063,6 +23111,54 @@
           <w:rFonts w:hint="eastAsia" w:ascii="Times New Roman" w:hAnsi="Times New Roman" w:eastAsia="Times New Roman" w:cs="Times New Roman"/>
         </w:rPr>
         <w:t>I”</w:t>
+      </w:r>
+      <w:r>
+        <w:rPr>
+          <w:rFonts w:ascii="Times New Roman" w:hAnsi="Times New Roman" w:eastAsia="Times New Roman" w:cs="Times New Roman"/>
+        </w:rPr>
+        <w:t xml:space="preserve"> </w:t>
+      </w:r>
+      <w:r>
+        <w:rPr>
+          <w:rFonts w:ascii="Times New Roman" w:hAnsi="Times New Roman" w:eastAsia="Times New Roman" w:cs="Times New Roman"/>
+        </w:rPr>
+        <w:t xml:space="preserve">used_in:</w:t>
+      </w:r>
+      <w:r>
+        <w:rPr>
+          <w:rFonts w:ascii="Times New Roman" w:hAnsi="Times New Roman" w:eastAsia="Times New Roman" w:cs="Times New Roman"/>
+        </w:rPr>
+        <w:t xml:space="preserve"> </w:t>
+      </w:r>
+      <w:r>
+        <w:rPr>
+          <w:rFonts w:hint="eastAsia" w:ascii="Times New Roman" w:hAnsi="Times New Roman" w:eastAsia="Times New Roman" w:cs="Times New Roman"/>
+        </w:rPr>
+        <w:t>“</w:t>
+      </w:r>
+      <w:r>
+        <w:rPr>
+          <w:rFonts w:hint="eastAsia" w:ascii="Times New Roman" w:hAnsi="Times New Roman" w:eastAsia="FangSong" w:cs="Times New Roman"/>
+        </w:rPr>
+        <w:t>第二轮习题集</w:t>
+      </w:r>
+      <w:r>
+        <w:rPr>
+          <w:rFonts w:hint="eastAsia" w:ascii="Times New Roman" w:hAnsi="Times New Roman" w:eastAsia="Times New Roman" w:cs="Times New Roman"/>
+        </w:rPr>
+        <w:t>-</w:t>
+      </w:r>
+      <w:r>
+        <w:rPr>
+          <w:rFonts w:hint="eastAsia" w:ascii="Times New Roman" w:hAnsi="Times New Roman" w:eastAsia="FangSong" w:cs="Times New Roman"/>
+        </w:rPr>
+        <w:t>化学原理</w:t>
+      </w:r>
+      <w:r>
+        <w:rPr>
+          <w:rFonts w:hint="eastAsia" w:ascii="Times New Roman" w:hAnsi="Times New Roman" w:eastAsia="Times New Roman" w:cs="Times New Roman"/>
+        </w:rPr>
+        <w:t>II”</w:t>
       </w:r>
       <w:r>
         <w:rPr>
